--- a/files/docx/short_resume_ru.docx
+++ b/files/docx/short_resume_ru.docx
@@ -1892,15 +1892,6 @@
       </w:hyperlink>
       <w:r>
         <w:rPr>
-          <w:rFonts w:ascii="Tahoma" w:cs="Tahoma" w:eastAsia="Tahoma" w:hAnsi="Tahoma"/>
-          <w:sz w:val="22"/>
-          <w:szCs w:val="22"/>
-          <w:rtl w:val="0"/>
-        </w:rPr>
-        <w:t xml:space="preserve"> (laravel, rest-api, backend and frontend)</w:t>
-      </w:r>
-      <w:r>
-        <w:rPr>
           <w:rtl w:val="0"/>
         </w:rPr>
       </w:r>
@@ -1915,6 +1906,7 @@
         <w:spacing w:line="360" w:lineRule="auto"/>
         <w:ind w:left="720" w:hanging="360"/>
         <w:rPr>
+          <w:rFonts w:ascii="Times New Roman" w:cs="Times New Roman" w:eastAsia="Times New Roman" w:hAnsi="Times New Roman"/>
           <w:sz w:val="22"/>
           <w:szCs w:val="22"/>
         </w:rPr>
@@ -1934,12 +1926,8 @@
       </w:hyperlink>
       <w:r>
         <w:rPr>
-          <w:rFonts w:ascii="Tahoma" w:cs="Tahoma" w:eastAsia="Tahoma" w:hAnsi="Tahoma"/>
-          <w:sz w:val="22"/>
-          <w:szCs w:val="22"/>
-          <w:rtl w:val="0"/>
-        </w:rPr>
-        <w:t xml:space="preserve"> (yii2, rest-api, backend and frontend, google api, stripe, socials api)</w:t>
+          <w:rtl w:val="0"/>
+        </w:rPr>
       </w:r>
     </w:p>
     <w:p>
@@ -1952,6 +1940,7 @@
         <w:spacing w:line="360" w:lineRule="auto"/>
         <w:ind w:left="720" w:hanging="360"/>
         <w:rPr>
+          <w:rFonts w:ascii="Times New Roman" w:cs="Times New Roman" w:eastAsia="Times New Roman" w:hAnsi="Times New Roman"/>
           <w:sz w:val="22"/>
           <w:szCs w:val="22"/>
         </w:rPr>
@@ -1971,12 +1960,8 @@
       </w:hyperlink>
       <w:r>
         <w:rPr>
-          <w:rFonts w:ascii="Tahoma" w:cs="Tahoma" w:eastAsia="Tahoma" w:hAnsi="Tahoma"/>
-          <w:sz w:val="22"/>
-          <w:szCs w:val="22"/>
-          <w:rtl w:val="0"/>
-        </w:rPr>
-        <w:t xml:space="preserve"> (yii2, rest-api, backend and frontend, youtube api)</w:t>
+          <w:rtl w:val="0"/>
+        </w:rPr>
       </w:r>
     </w:p>
     <w:p>
@@ -1989,6 +1974,7 @@
         <w:spacing w:line="360" w:lineRule="auto"/>
         <w:ind w:left="720" w:hanging="360"/>
         <w:rPr>
+          <w:rFonts w:ascii="Times New Roman" w:cs="Times New Roman" w:eastAsia="Times New Roman" w:hAnsi="Times New Roman"/>
           <w:sz w:val="22"/>
           <w:szCs w:val="22"/>
         </w:rPr>
@@ -2008,23 +1994,15 @@
       </w:hyperlink>
       <w:r>
         <w:rPr>
-          <w:rFonts w:ascii="Tahoma" w:cs="Tahoma" w:eastAsia="Tahoma" w:hAnsi="Tahoma"/>
-          <w:sz w:val="22"/>
-          <w:szCs w:val="22"/>
-          <w:rtl w:val="0"/>
-        </w:rPr>
-        <w:t xml:space="preserve"> (yii2, rest-api, backend and frontend, google api, stripe)</w:t>
-      </w:r>
-      <w:r>
-        <w:rPr>
-          <w:rtl w:val="0"/>
-        </w:rPr>
-      </w:r>
-    </w:p>
-    <w:p>
-      <w:pPr>
-        <w:widowControl w:val="0"/>
-        <w:spacing w:after="240" w:before="240" w:line="360" w:lineRule="auto"/>
+          <w:rtl w:val="0"/>
+        </w:rPr>
+      </w:r>
+    </w:p>
+    <w:p>
+      <w:pPr>
+        <w:widowControl w:val="0"/>
+        <w:spacing w:line="360" w:lineRule="auto"/>
+        <w:ind w:left="720" w:firstLine="0"/>
         <w:rPr>
           <w:rFonts w:ascii="Tahoma" w:cs="Tahoma" w:eastAsia="Tahoma" w:hAnsi="Tahoma"/>
           <w:b w:val="1"/>
@@ -2656,7 +2634,7 @@
           <w:szCs w:val="22"/>
           <w:rtl w:val="0"/>
         </w:rPr>
-        <w:t xml:space="preserve">Система для сети кофеен на Laravel и React Native. Реализовал backend, административную панель и REST API для управления товарами, продажами, персоналом, складом и поставщиками.</w:t>
+        <w:t xml:space="preserve">Система для сети кофеен на Yii2 и React Native. Реализовал backend, административную панель и REST API для управления товарами, продажами, персоналом, складом и поставщиками.</w:t>
       </w:r>
     </w:p>
     <w:p>
@@ -2745,22 +2723,6 @@
           <w:rtl w:val="0"/>
         </w:rPr>
         <w:t xml:space="preserve"> работал в IT-компании над проектами в сфере SEO, Google Business Profile, YouTube-аудита и аналитики веб-сайтов. Также занимался прогнозированием эффективности веб-сайтов и бизнеса. Работал в команде из восьми разработчиков.</w:t>
-      </w:r>
-    </w:p>
-    <w:p>
-      <w:pPr>
-        <w:widowControl w:val="0"/>
-        <w:spacing w:after="240" w:before="240" w:lineRule="auto"/>
-        <w:rPr>
-          <w:rFonts w:ascii="Tahoma" w:cs="Tahoma" w:eastAsia="Tahoma" w:hAnsi="Tahoma"/>
-          <w:sz w:val="22"/>
-          <w:szCs w:val="22"/>
-        </w:rPr>
-      </w:pPr>
-      <w:r>
-        <w:rPr>
-          <w:rtl w:val="0"/>
-        </w:rPr>
       </w:r>
     </w:p>
     <w:p>
